--- a/REACT_INDEX.docx
+++ b/REACT_INDEX.docx
@@ -19,15 +19,7 @@
     </w:p>
     <w:p>
       <w:r>
-        <w:t>Below is a complete, indexed syllabus (</w:t>
-      </w:r>
-      <w:proofErr w:type="gramStart"/>
-      <w:r>
-        <w:t>big-picture</w:t>
-      </w:r>
-      <w:proofErr w:type="gramEnd"/>
-      <w:r>
-        <w:t xml:space="preserve"> → granular) that I’ll follow. When you’re ready, tell me which topic number to start and I’ll teach it topic-wise with step-by-step practical lessons, code, architecture decisions, tests (theory + practical), and references.</w:t>
+        <w:t>Below is a complete, indexed syllabus (big-picture → granular) that I’ll follow. When you’re ready, tell me which topic number to start and I’ll teach it topic-wise with step-by-step practical lessons, code, architecture decisions, tests (theory + practical), and references.</w:t>
       </w:r>
     </w:p>
     <w:p>
@@ -73,23 +65,7 @@
       </w:r>
       <w:r>
         <w:br/>
-        <w:t xml:space="preserve">0.2. Recommended environment &amp; tooling setup (Windows/Linux/Mac): Node, </w:t>
-      </w:r>
-      <w:proofErr w:type="spellStart"/>
-      <w:r>
-        <w:t>npm</w:t>
-      </w:r>
-      <w:proofErr w:type="spellEnd"/>
-      <w:r>
-        <w:t>/yarn/</w:t>
-      </w:r>
-      <w:proofErr w:type="spellStart"/>
-      <w:r>
-        <w:t>pnpm</w:t>
-      </w:r>
-      <w:proofErr w:type="spellEnd"/>
-      <w:r>
-        <w:t>, VS Code + extensions, terminals, Git, Docker basics</w:t>
+        <w:t>0.2. Recommended environment &amp; tooling setup (Windows/Linux/Mac): Node, npm/yarn/pnpm, VS Code + extensions, terminals, Git, Docker basics</w:t>
       </w:r>
       <w:r>
         <w:br/>
@@ -131,25 +107,16 @@
       </w:r>
     </w:p>
     <w:p>
+      <w:pPr>
+        <w:pStyle w:val="ListParagraph"/>
+        <w:numPr>
+          <w:ilvl w:val="1"/>
+          <w:numId w:val="12"/>
+        </w:numPr>
+      </w:pPr>
       <w:bookmarkStart w:id="0" w:name="_Hlk212732780"/>
       <w:r>
-        <w:t xml:space="preserve">1.1. JS runtime vs language: engine, event loop, call stack, microtask vs </w:t>
-      </w:r>
-      <w:proofErr w:type="spellStart"/>
-      <w:r>
-        <w:t>macrotask</w:t>
-      </w:r>
-      <w:proofErr w:type="spellEnd"/>
-      <w:r>
-        <w:t xml:space="preserve"> (promises vs </w:t>
-      </w:r>
-      <w:proofErr w:type="spellStart"/>
-      <w:r>
-        <w:t>setTimeout</w:t>
-      </w:r>
-      <w:proofErr w:type="spellEnd"/>
-      <w:r>
-        <w:t>)</w:t>
+        <w:t>JS runtime vs language: engine, event loop, call stack, microtask vs macrotask (promises vs setTimeout)</w:t>
       </w:r>
       <w:r>
         <w:br/>
@@ -168,15 +135,7 @@
       </w:r>
       <w:r>
         <w:br/>
-        <w:t xml:space="preserve">1.5. ES6+ syntax: let/const, arrow functions, template literals, </w:t>
-      </w:r>
-      <w:proofErr w:type="spellStart"/>
-      <w:r>
-        <w:t>destructuring</w:t>
-      </w:r>
-      <w:proofErr w:type="spellEnd"/>
-      <w:r>
-        <w:t>, rest/spread</w:t>
+        <w:t>1.5. ES6+ syntax: let/const, arrow functions, template literals, destructuring, rest/spread</w:t>
       </w:r>
       <w:r>
         <w:br/>
@@ -200,11 +159,20 @@
       </w:r>
     </w:p>
     <w:p>
-      <w:r>
-        <w:rPr>
-          <w:b/>
-          <w:bCs/>
-        </w:rPr>
+      <w:pPr>
+        <w:ind w:left="720"/>
+      </w:pPr>
+      <w:r>
+        <w:t>1.11 primtives and non-primtives memory allocation</w:t>
+      </w:r>
+    </w:p>
+    <w:p>
+      <w:r>
+        <w:rPr>
+          <w:b/>
+          <w:bCs/>
+        </w:rPr>
+        <w:lastRenderedPageBreak/>
         <w:t>Why:</w:t>
       </w:r>
       <w:r>
@@ -213,7 +181,6 @@
     </w:p>
     <w:p>
       <w:r>
-        <w:lastRenderedPageBreak/>
         <w:pict w14:anchorId="2115418F">
           <v:rect id="_x0000_i1027" style="width:0;height:1.5pt" o:hralign="center" o:hrstd="t" o:hr="t" fillcolor="#a0a0a0" stroked="f"/>
         </w:pict>
@@ -240,25 +207,12 @@
       </w:r>
       <w:r>
         <w:br/>
-        <w:t xml:space="preserve">2.2. Concurrency, cancellation, </w:t>
-      </w:r>
-      <w:proofErr w:type="spellStart"/>
-      <w:r>
-        <w:t>AbortController</w:t>
-      </w:r>
-      <w:proofErr w:type="spellEnd"/>
-      <w:r>
-        <w:t>, timeouts, debouncing/throttling</w:t>
-      </w:r>
-      <w:r>
-        <w:br/>
-        <w:t xml:space="preserve">2.3. Memory leaks: common sources in SPAs, debugging with Chrome </w:t>
-      </w:r>
-      <w:proofErr w:type="spellStart"/>
-      <w:r>
-        <w:t>DevTools</w:t>
-      </w:r>
-      <w:proofErr w:type="spellEnd"/>
+        <w:t>2.2. Concurrency, cancellation, AbortController, timeouts, debouncing/throttling</w:t>
+      </w:r>
+      <w:r>
+        <w:br/>
+        <w:t>2.3. Memory leaks: common sources in SPAs, debugging with Chrome DevTools</w:t>
+      </w:r>
       <w:r>
         <w:br/>
         <w:t>2.4. Performance patterns: algorithmic complexity, immutability vs mutation trade-offs, profiling</w:t>
@@ -273,15 +227,7 @@
       </w:r>
       <w:r>
         <w:br/>
-        <w:t xml:space="preserve">2.7. Type systems intro: </w:t>
-      </w:r>
-      <w:proofErr w:type="spellStart"/>
-      <w:r>
-        <w:t>JSDoc</w:t>
-      </w:r>
-      <w:proofErr w:type="spellEnd"/>
-      <w:r>
-        <w:t xml:space="preserve"> vs TypeScript (why and when to adopt TS)</w:t>
+        <w:t>2.7. Type systems intro: JSDoc vs TypeScript (why and when to adopt TS)</w:t>
       </w:r>
       <w:r>
         <w:br/>
@@ -332,51 +278,19 @@
       </w:r>
       <w:r>
         <w:br/>
-        <w:t xml:space="preserve">3.3. JSX, rendering, props, </w:t>
-      </w:r>
-      <w:proofErr w:type="gramStart"/>
-      <w:r>
-        <w:t>children</w:t>
-      </w:r>
-      <w:proofErr w:type="gramEnd"/>
-      <w:r>
-        <w:t xml:space="preserve"> patterns</w:t>
-      </w:r>
-      <w:r>
-        <w:br/>
-        <w:t xml:space="preserve">3.4. State: </w:t>
-      </w:r>
-      <w:proofErr w:type="spellStart"/>
-      <w:r>
-        <w:t>useState</w:t>
-      </w:r>
-      <w:proofErr w:type="spellEnd"/>
-      <w:r>
-        <w:t>, state immutability rules, batching updates</w:t>
-      </w:r>
-      <w:r>
-        <w:br/>
-        <w:t xml:space="preserve">3.5. Effects: </w:t>
-      </w:r>
-      <w:proofErr w:type="spellStart"/>
-      <w:r>
-        <w:t>useEffect</w:t>
-      </w:r>
-      <w:proofErr w:type="spellEnd"/>
-      <w:r>
-        <w:t xml:space="preserve"> patterns, cleanup, dependency arrays (common bugs + why they occur)</w:t>
-      </w:r>
-      <w:r>
-        <w:br/>
-        <w:t xml:space="preserve">3.6. Refs: </w:t>
-      </w:r>
-      <w:proofErr w:type="spellStart"/>
-      <w:r>
-        <w:t>useRef</w:t>
-      </w:r>
-      <w:proofErr w:type="spellEnd"/>
-      <w:r>
-        <w:t>, forwarding refs, avoiding ref misuse</w:t>
+        <w:t>3.3. JSX, rendering, props, children patterns</w:t>
+      </w:r>
+      <w:r>
+        <w:br/>
+        <w:t>3.4. State: useState, state immutability rules, batching updates</w:t>
+      </w:r>
+      <w:r>
+        <w:br/>
+        <w:t>3.5. Effects: useEffect patterns, cleanup, dependency arrays (common bugs + why they occur)</w:t>
+      </w:r>
+      <w:r>
+        <w:br/>
+        <w:t>3.6. Refs: useRef, forwarding refs, avoiding ref misuse</w:t>
       </w:r>
       <w:r>
         <w:br/>
@@ -427,116 +341,24 @@
     </w:p>
     <w:p>
       <w:r>
-        <w:t xml:space="preserve">4.1. Built-in hooks: </w:t>
-      </w:r>
-      <w:proofErr w:type="spellStart"/>
-      <w:r>
-        <w:t>useMemo</w:t>
-      </w:r>
-      <w:proofErr w:type="spellEnd"/>
-      <w:r>
-        <w:t xml:space="preserve">, </w:t>
-      </w:r>
-      <w:proofErr w:type="spellStart"/>
-      <w:r>
-        <w:t>useCallback</w:t>
-      </w:r>
-      <w:proofErr w:type="spellEnd"/>
-      <w:r>
-        <w:t xml:space="preserve">, </w:t>
-      </w:r>
-      <w:proofErr w:type="spellStart"/>
-      <w:r>
-        <w:t>useReducer</w:t>
-      </w:r>
-      <w:proofErr w:type="spellEnd"/>
-      <w:r>
-        <w:t xml:space="preserve">, </w:t>
-      </w:r>
-      <w:proofErr w:type="spellStart"/>
-      <w:r>
-        <w:t>useLayoutEffect</w:t>
-      </w:r>
-      <w:proofErr w:type="spellEnd"/>
-      <w:r>
-        <w:t xml:space="preserve">, </w:t>
-      </w:r>
-      <w:proofErr w:type="spellStart"/>
-      <w:r>
-        <w:t>useId</w:t>
-      </w:r>
-      <w:proofErr w:type="spellEnd"/>
-      <w:r>
-        <w:t xml:space="preserve"> — when &amp; why</w:t>
-      </w:r>
-      <w:r>
-        <w:br/>
-      </w:r>
-      <w:r>
         <w:lastRenderedPageBreak/>
+        <w:t>4.1. Built-in hooks: useMemo, useCallback, useReducer, useLayoutEffect, useId — when &amp; why</w:t>
+      </w:r>
+      <w:r>
+        <w:br/>
         <w:t>4.2. Custom hooks: design patterns, rules, testing hooks, sharing behavior vs state</w:t>
       </w:r>
       <w:r>
         <w:br/>
-        <w:t xml:space="preserve">4.3. Performance anti-patterns: overusing </w:t>
-      </w:r>
-      <w:proofErr w:type="spellStart"/>
-      <w:r>
-        <w:t>useMemo</w:t>
-      </w:r>
-      <w:proofErr w:type="spellEnd"/>
-      <w:r>
-        <w:t xml:space="preserve">, stale closures, excessive </w:t>
-      </w:r>
-      <w:proofErr w:type="spellStart"/>
-      <w:r>
-        <w:t>rerenders</w:t>
-      </w:r>
-      <w:proofErr w:type="spellEnd"/>
-      <w:r>
-        <w:br/>
-        <w:t xml:space="preserve">4.4. Concurrent features: Suspense basics, rendering priorities, </w:t>
-      </w:r>
-      <w:proofErr w:type="spellStart"/>
-      <w:r>
-        <w:t>startTransition</w:t>
-      </w:r>
-      <w:proofErr w:type="spellEnd"/>
-      <w:r>
-        <w:br/>
-        <w:t>4.5. Practical: design &amp; test a set of custom hooks (</w:t>
-      </w:r>
-      <w:proofErr w:type="spellStart"/>
-      <w:r>
-        <w:t>useAsync</w:t>
-      </w:r>
-      <w:proofErr w:type="spellEnd"/>
-      <w:r>
-        <w:t xml:space="preserve">, </w:t>
-      </w:r>
-      <w:proofErr w:type="spellStart"/>
-      <w:r>
-        <w:t>useDebouncedValue</w:t>
-      </w:r>
-      <w:proofErr w:type="spellEnd"/>
-      <w:r>
-        <w:t xml:space="preserve">, </w:t>
-      </w:r>
-      <w:proofErr w:type="spellStart"/>
-      <w:r>
-        <w:t>usePrevious</w:t>
-      </w:r>
-      <w:proofErr w:type="spellEnd"/>
-      <w:r>
-        <w:t xml:space="preserve">, </w:t>
-      </w:r>
-      <w:proofErr w:type="spellStart"/>
-      <w:r>
-        <w:t>useLocalStorage</w:t>
-      </w:r>
-      <w:proofErr w:type="spellEnd"/>
-      <w:r>
-        <w:t>)</w:t>
+        <w:t>4.3. Performance anti-patterns: overusing useMemo, stale closures, excessive rerenders</w:t>
+      </w:r>
+      <w:r>
+        <w:br/>
+        <w:t>4.4. Concurrent features: Suspense basics, rendering priorities, startTransition</w:t>
+      </w:r>
+      <w:r>
+        <w:br/>
+        <w:t>4.5. Practical: design &amp; test a set of custom hooks (useAsync, useDebouncedValue, usePrevious, useLocalStorage)</w:t>
       </w:r>
     </w:p>
     <w:p>
@@ -583,35 +405,11 @@
       </w:r>
       <w:r>
         <w:br/>
-        <w:t xml:space="preserve">5.3. Redux Toolkit: slices, </w:t>
-      </w:r>
-      <w:proofErr w:type="spellStart"/>
-      <w:r>
-        <w:t>thunks</w:t>
-      </w:r>
-      <w:proofErr w:type="spellEnd"/>
-      <w:r>
-        <w:t>, RTK Query — idiomatic patterns and testing</w:t>
-      </w:r>
-      <w:r>
-        <w:br/>
-        <w:t xml:space="preserve">5.4. Alternatives: </w:t>
-      </w:r>
-      <w:proofErr w:type="spellStart"/>
-      <w:r>
-        <w:t>Zustand</w:t>
-      </w:r>
-      <w:proofErr w:type="spellEnd"/>
-      <w:r>
-        <w:t xml:space="preserve">, </w:t>
-      </w:r>
-      <w:proofErr w:type="spellStart"/>
-      <w:r>
-        <w:t>Jotai</w:t>
-      </w:r>
-      <w:proofErr w:type="spellEnd"/>
-      <w:r>
-        <w:t>, Recoil — trade-offs and when they shine</w:t>
+        <w:t>5.3. Redux Toolkit: slices, thunks, RTK Query — idiomatic patterns and testing</w:t>
+      </w:r>
+      <w:r>
+        <w:br/>
+        <w:t>5.4. Alternatives: Zustand, Jotai, Recoil — trade-offs and when they shine</w:t>
       </w:r>
       <w:r>
         <w:br/>
@@ -713,15 +511,7 @@
       </w:r>
       <w:r>
         <w:br/>
-        <w:t xml:space="preserve">7.2. Validation strategies: inline, </w:t>
-      </w:r>
-      <w:proofErr w:type="gramStart"/>
-      <w:r>
-        <w:t>schema-based</w:t>
-      </w:r>
-      <w:proofErr w:type="gramEnd"/>
-      <w:r>
-        <w:t xml:space="preserve"> (Yup/Zod), async validation</w:t>
+        <w:t>7.2. Validation strategies: inline, schema-based (Yup/Zod), async validation</w:t>
       </w:r>
       <w:r>
         <w:br/>
@@ -729,6 +519,9 @@
       </w:r>
       <w:r>
         <w:br/>
+      </w:r>
+      <w:r>
+        <w:lastRenderedPageBreak/>
         <w:t>7.4. File uploads, resumable uploads, progress and retry strategies</w:t>
       </w:r>
       <w:r>
@@ -750,7 +543,6 @@
     </w:p>
     <w:p>
       <w:r>
-        <w:lastRenderedPageBreak/>
         <w:pict w14:anchorId="5775B935">
           <v:rect id="_x0000_i1033" style="width:0;height:1.5pt" o:hralign="center" o:hrstd="t" o:hr="t" fillcolor="#a0a0a0" stroked="f"/>
         </w:pict>
@@ -789,15 +581,7 @@
       </w:r>
       <w:r>
         <w:br/>
-        <w:t xml:space="preserve">8.5. Practical: create a small design system with tokenized </w:t>
-      </w:r>
-      <w:proofErr w:type="gramStart"/>
-      <w:r>
-        <w:t>theme</w:t>
-      </w:r>
-      <w:proofErr w:type="gramEnd"/>
-      <w:r>
-        <w:t>, accessible components, and Storybook stories</w:t>
+        <w:t>8.5. Practical: create a small design system with tokenized theme, accessible components, and Storybook stories</w:t>
       </w:r>
     </w:p>
     <w:p>
@@ -903,15 +687,7 @@
       </w:r>
       <w:r>
         <w:br/>
-        <w:t xml:space="preserve">10.3. Rendering perf: virtualization, windowing, </w:t>
-      </w:r>
-      <w:proofErr w:type="spellStart"/>
-      <w:r>
-        <w:t>memoization</w:t>
-      </w:r>
-      <w:proofErr w:type="spellEnd"/>
-      <w:r>
-        <w:t xml:space="preserve"> strategies, avoiding layout trashing</w:t>
+        <w:t>10.3. Rendering perf: virtualization, windowing, memoization strategies, avoiding layout trashing</w:t>
       </w:r>
       <w:r>
         <w:br/>
@@ -919,6 +695,9 @@
       </w:r>
       <w:r>
         <w:br/>
+      </w:r>
+      <w:r>
+        <w:lastRenderedPageBreak/>
         <w:t>10.5. Image &amp; asset optimization (modern formats, responsive images)</w:t>
       </w:r>
       <w:r>
@@ -957,7 +736,6 @@
           <w:b/>
           <w:bCs/>
         </w:rPr>
-        <w:lastRenderedPageBreak/>
         <w:t>Module 11 — Security, privacy &amp; compliance</w:t>
       </w:r>
     </w:p>
@@ -967,13 +745,8 @@
       </w:r>
       <w:r>
         <w:br/>
-        <w:t xml:space="preserve">11.2. Authentication strategies: cookies vs tokens, secure storage, refresh tokens, silent </w:t>
-      </w:r>
-      <w:proofErr w:type="spellStart"/>
-      <w:r>
-        <w:t>reauth</w:t>
-      </w:r>
-      <w:proofErr w:type="spellEnd"/>
+        <w:t>11.2. Authentication strategies: cookies vs tokens, secure storage, refresh tokens, silent reauth</w:t>
+      </w:r>
       <w:r>
         <w:br/>
         <w:t>11.3. Authorization patterns: roles, ABAC, front-end enforcement vs server enforcement</w:t>
@@ -1023,35 +796,11 @@
     </w:p>
     <w:p>
       <w:r>
-        <w:t xml:space="preserve">12.1. REST vs </w:t>
-      </w:r>
-      <w:proofErr w:type="spellStart"/>
-      <w:r>
-        <w:t>GraphQL</w:t>
-      </w:r>
-      <w:proofErr w:type="spellEnd"/>
-      <w:r>
-        <w:t xml:space="preserve"> tradeoffs (pagination, </w:t>
-      </w:r>
-      <w:proofErr w:type="gramStart"/>
-      <w:r>
-        <w:t>caching</w:t>
-      </w:r>
-      <w:proofErr w:type="gramEnd"/>
-      <w:r>
-        <w:t>, batching)</w:t>
-      </w:r>
-      <w:r>
-        <w:br/>
-        <w:t>12.2. API versioning &amp; contract management (</w:t>
-      </w:r>
-      <w:proofErr w:type="spellStart"/>
-      <w:r>
-        <w:t>OpenAPI</w:t>
-      </w:r>
-      <w:proofErr w:type="spellEnd"/>
-      <w:r>
-        <w:t>)</w:t>
+        <w:t>12.1. REST vs GraphQL tradeoffs (pagination, caching, batching)</w:t>
+      </w:r>
+      <w:r>
+        <w:br/>
+        <w:t>12.2. API versioning &amp; contract management (OpenAPI)</w:t>
       </w:r>
       <w:r>
         <w:br/>
@@ -1059,35 +808,11 @@
       </w:r>
       <w:r>
         <w:br/>
-        <w:t xml:space="preserve">12.4. </w:t>
-      </w:r>
-      <w:proofErr w:type="spellStart"/>
-      <w:r>
-        <w:t>WebSockets</w:t>
-      </w:r>
-      <w:proofErr w:type="spellEnd"/>
-      <w:r>
-        <w:t xml:space="preserve"> &amp; real-time patterns (socket.io, </w:t>
-      </w:r>
-      <w:proofErr w:type="gramStart"/>
-      <w:r>
-        <w:t>SSE) —</w:t>
-      </w:r>
-      <w:proofErr w:type="gramEnd"/>
-      <w:r>
-        <w:t xml:space="preserve"> when to use</w:t>
-      </w:r>
-      <w:r>
-        <w:br/>
-        <w:t xml:space="preserve">12.5. Practical: integrate </w:t>
-      </w:r>
-      <w:proofErr w:type="spellStart"/>
-      <w:r>
-        <w:t>GraphQL</w:t>
-      </w:r>
-      <w:proofErr w:type="spellEnd"/>
-      <w:r>
-        <w:t xml:space="preserve"> (or REST) with client-side caching and offline handling</w:t>
+        <w:t>12.4. WebSockets &amp; real-time patterns (socket.io, SSE) — when to use</w:t>
+      </w:r>
+      <w:r>
+        <w:br/>
+        <w:t>12.5. Practical: integrate GraphQL (or REST) with client-side caching and offline handling</w:t>
       </w:r>
     </w:p>
     <w:p>
@@ -1130,15 +855,7 @@
       </w:r>
       <w:r>
         <w:br/>
-        <w:t xml:space="preserve">13.2. Deployment targets: static hosts (Netlify, </w:t>
-      </w:r>
-      <w:proofErr w:type="spellStart"/>
-      <w:r>
-        <w:t>Vercel</w:t>
-      </w:r>
-      <w:proofErr w:type="spellEnd"/>
-      <w:r>
-        <w:t>), containers, CDNs, edge functions</w:t>
+        <w:t>13.2. Deployment targets: static hosts (Netlify, Vercel), containers, CDNs, edge functions</w:t>
       </w:r>
       <w:r>
         <w:br/>
@@ -1184,36 +901,13 @@
           <w:b/>
           <w:bCs/>
         </w:rPr>
+        <w:lastRenderedPageBreak/>
         <w:t>Module 14 — Scaling apps &amp; architecture</w:t>
       </w:r>
     </w:p>
     <w:p>
       <w:r>
-        <w:t xml:space="preserve">14.1. </w:t>
-      </w:r>
-      <w:proofErr w:type="spellStart"/>
-      <w:r>
-        <w:t>Monorepos</w:t>
-      </w:r>
-      <w:proofErr w:type="spellEnd"/>
-      <w:r>
-        <w:t xml:space="preserve"> vs multi-repos: tools (</w:t>
-      </w:r>
-      <w:proofErr w:type="spellStart"/>
-      <w:r>
-        <w:t>pnpm</w:t>
-      </w:r>
-      <w:proofErr w:type="spellEnd"/>
-      <w:r>
-        <w:t xml:space="preserve">/workspaces, </w:t>
-      </w:r>
-      <w:proofErr w:type="spellStart"/>
-      <w:r>
-        <w:t>Turborepo</w:t>
-      </w:r>
-      <w:proofErr w:type="spellEnd"/>
-      <w:r>
-        <w:t>) and trade-offs</w:t>
+        <w:t>14.1. Monorepos vs multi-repos: tools (pnpm/workspaces, Turborepo) and trade-offs</w:t>
       </w:r>
       <w:r>
         <w:br/>
@@ -1229,18 +923,7 @@
       </w:r>
       <w:r>
         <w:br/>
-      </w:r>
-      <w:r>
-        <w:lastRenderedPageBreak/>
-        <w:t xml:space="preserve">14.5. Practical: migrate a component library into a </w:t>
-      </w:r>
-      <w:proofErr w:type="spellStart"/>
-      <w:r>
-        <w:t>monorepo</w:t>
-      </w:r>
-      <w:proofErr w:type="spellEnd"/>
-      <w:r>
-        <w:t xml:space="preserve"> and publish a versioned package</w:t>
+        <w:t>14.5. Practical: migrate a component library into a monorepo and publish a versioned package</w:t>
       </w:r>
     </w:p>
     <w:p>
@@ -1252,15 +935,7 @@
         <w:t>Why:</w:t>
       </w:r>
       <w:r>
-        <w:t xml:space="preserve"> Large </w:t>
-      </w:r>
-      <w:proofErr w:type="gramStart"/>
-      <w:r>
-        <w:t>orgs</w:t>
-      </w:r>
-      <w:proofErr w:type="gramEnd"/>
-      <w:r>
-        <w:t xml:space="preserve"> need scalable ways to maintain many teams and shared code.</w:t>
+        <w:t xml:space="preserve"> Large orgs need scalable ways to maintain many teams and shared code.</w:t>
       </w:r>
     </w:p>
     <w:p>
@@ -1381,15 +1056,7 @@
         </w:numPr>
       </w:pPr>
       <w:r>
-        <w:t>State management (RTK Query or React Query + Redux/</w:t>
-      </w:r>
-      <w:proofErr w:type="spellStart"/>
-      <w:r>
-        <w:t>Zustand</w:t>
-      </w:r>
-      <w:proofErr w:type="spellEnd"/>
-      <w:r>
-        <w:t xml:space="preserve"> where needed)</w:t>
+        <w:t>State management (RTK Query or React Query + Redux/Zustand where needed)</w:t>
       </w:r>
     </w:p>
     <w:p>
@@ -1433,15 +1100,8 @@
         </w:numPr>
       </w:pPr>
       <w:r>
-        <w:t xml:space="preserve">Deliverables: code repo with README, architecture </w:t>
-      </w:r>
-      <w:proofErr w:type="gramStart"/>
-      <w:r>
-        <w:t>docs</w:t>
-      </w:r>
-      <w:proofErr w:type="gramEnd"/>
-      <w:r>
-        <w:t>, deployment, feature flags, and a demo video.</w:t>
+        <w:lastRenderedPageBreak/>
+        <w:t>Deliverables: code repo with README, architecture docs, deployment, feature flags, and a demo video.</w:t>
       </w:r>
     </w:p>
     <w:p>
@@ -1486,7 +1146,6 @@
         </w:numPr>
       </w:pPr>
       <w:r>
-        <w:lastRenderedPageBreak/>
         <w:t>Each topic ends with:</w:t>
       </w:r>
     </w:p>
@@ -1585,15 +1244,7 @@
         </w:numPr>
       </w:pPr>
       <w:r>
-        <w:t>React Official Docs (</w:t>
-      </w:r>
-      <w:proofErr w:type="gramStart"/>
-      <w:r>
-        <w:t>reactjs.org) —</w:t>
-      </w:r>
-      <w:proofErr w:type="gramEnd"/>
-      <w:r>
-        <w:t xml:space="preserve"> hooks, concurrent features, best practices</w:t>
+        <w:t>React Official Docs (reactjs.org) — hooks, concurrent features, best practices</w:t>
       </w:r>
     </w:p>
     <w:p>
@@ -1652,15 +1303,7 @@
       </w:r>
       <w:r>
         <w:br/>
-        <w:t xml:space="preserve">(When we teach a </w:t>
-      </w:r>
-      <w:proofErr w:type="gramStart"/>
-      <w:r>
-        <w:t>topic</w:t>
-      </w:r>
-      <w:proofErr w:type="gramEnd"/>
-      <w:r>
-        <w:t xml:space="preserve"> I’ll include direct links and excerpts as needed.)</w:t>
+        <w:t>(When we teach a topic I’ll include direct links and excerpts as needed.)</w:t>
       </w:r>
     </w:p>
     <w:p>
@@ -1715,6 +1358,7 @@
         </w:numPr>
       </w:pPr>
       <w:r>
+        <w:lastRenderedPageBreak/>
         <w:t>I will not use your prior chat history (per your request). I will treat every lesson as fresh unless you tell me to remember something.</w:t>
       </w:r>
     </w:p>
@@ -1749,7 +1393,6 @@
         </w:numPr>
       </w:pPr>
       <w:r>
-        <w:lastRenderedPageBreak/>
         <w:t>Do you want TypeScript included from the start or later? (I recommend introducing TypeScript early — it changes architecture choices.)</w:t>
       </w:r>
     </w:p>
@@ -1815,15 +1458,7 @@
         <w:t>Next.js</w:t>
       </w:r>
       <w:r>
-        <w:t>. You need to understand SSR (</w:t>
-      </w:r>
-      <w:proofErr w:type="gramStart"/>
-      <w:r>
-        <w:t>Server Side</w:t>
-      </w:r>
-      <w:proofErr w:type="gramEnd"/>
-      <w:r>
-        <w:t xml:space="preserve"> Rendering), SSG (Static Site Generation), and ISR (Incremental Static Regeneration).</w:t>
+        <w:t>. You need to understand SSR (Server Side Rendering), SSG (Static Site Generation), and ISR (Incremental Static Regeneration).</w:t>
       </w:r>
     </w:p>
     <w:p>
@@ -1949,31 +1584,7 @@
         <w:t>Storage:</w:t>
       </w:r>
       <w:r>
-        <w:t xml:space="preserve"> Nuances between </w:t>
-      </w:r>
-      <w:proofErr w:type="spellStart"/>
-      <w:r>
-        <w:t>LocalStorage</w:t>
-      </w:r>
-      <w:proofErr w:type="spellEnd"/>
-      <w:r>
-        <w:t xml:space="preserve">, </w:t>
-      </w:r>
-      <w:proofErr w:type="spellStart"/>
-      <w:r>
-        <w:t>SessionStorage</w:t>
-      </w:r>
-      <w:proofErr w:type="spellEnd"/>
-      <w:r>
-        <w:t xml:space="preserve">, and </w:t>
-      </w:r>
-      <w:proofErr w:type="spellStart"/>
-      <w:r>
-        <w:t>IndexedDB</w:t>
-      </w:r>
-      <w:proofErr w:type="spellEnd"/>
-      <w:r>
-        <w:t>.</w:t>
+        <w:t xml:space="preserve"> Nuances between LocalStorage, SessionStorage, and IndexedDB.</w:t>
       </w:r>
     </w:p>
     <w:p>
@@ -2025,7 +1636,7 @@
     <w:p>
       <w:r>
         <w:pict w14:anchorId="07C5DD81">
-          <v:rect id="_x0000_i1064" style="width:0;height:1.5pt" o:hralign="center" o:hrstd="t" o:hr="t" fillcolor="#a0a0a0" stroked="f"/>
+          <v:rect id="_x0000_i1046" style="width:0;height:1.5pt" o:hralign="center" o:hrstd="t" o:hr="t" fillcolor="#a0a0a0" stroked="f"/>
         </w:pict>
       </w:r>
     </w:p>
@@ -2041,6 +1652,7 @@
           <w:b/>
           <w:bCs/>
         </w:rPr>
+        <w:lastRenderedPageBreak/>
         <w:t>2. Frontend System Design (The "Big Picture")</w:t>
       </w:r>
     </w:p>
@@ -2097,7 +1709,6 @@
           <w:b/>
           <w:bCs/>
         </w:rPr>
-        <w:lastRenderedPageBreak/>
         <w:t>Analytics &amp; Error Tracking:</w:t>
       </w:r>
       <w:r>
@@ -2107,7 +1718,7 @@
     <w:p>
       <w:r>
         <w:pict w14:anchorId="4CCF437A">
-          <v:rect id="_x0000_i1065" style="width:0;height:1.5pt" o:hralign="center" o:hrstd="t" o:hr="t" fillcolor="#a0a0a0" stroked="f"/>
+          <v:rect id="_x0000_i1047" style="width:0;height:1.5pt" o:hralign="center" o:hrstd="t" o:hr="t" fillcolor="#a0a0a0" stroked="f"/>
         </w:pict>
       </w:r>
     </w:p>
@@ -2210,21 +1821,13 @@
         <w:t>Better Learning:</w:t>
       </w:r>
       <w:r>
-        <w:t xml:space="preserve"> TS </w:t>
-      </w:r>
-      <w:proofErr w:type="gramStart"/>
-      <w:r>
-        <w:t>actually helps</w:t>
-      </w:r>
-      <w:proofErr w:type="gramEnd"/>
-      <w:r>
-        <w:t xml:space="preserve"> you understand React props and state better because it forces you to define the "shape" of your data.</w:t>
+        <w:t xml:space="preserve"> TS actually helps you understand React props and state better because it forces you to define the "shape" of your data.</w:t>
       </w:r>
     </w:p>
     <w:p>
       <w:r>
         <w:pict w14:anchorId="465C8034">
-          <v:rect id="_x0000_i1066" style="width:0;height:1.5pt" o:hralign="center" o:hrstd="t" o:hr="t" fillcolor="#a0a0a0" stroked="f"/>
+          <v:rect id="_x0000_i1048" style="width:0;height:1.5pt" o:hralign="center" o:hrstd="t" o:hr="t" fillcolor="#a0a0a0" stroked="f"/>
         </w:pict>
       </w:r>
     </w:p>
@@ -2315,26 +1918,11 @@
           <w:b/>
           <w:bCs/>
         </w:rPr>
+        <w:lastRenderedPageBreak/>
         <w:t>T1.1. Basic Types:</w:t>
       </w:r>
       <w:r>
-        <w:t xml:space="preserve"> string, number, </w:t>
-      </w:r>
-      <w:proofErr w:type="spellStart"/>
-      <w:r>
-        <w:t>boolean</w:t>
-      </w:r>
-      <w:proofErr w:type="spellEnd"/>
-      <w:r>
-        <w:t xml:space="preserve">, array, tuple, </w:t>
-      </w:r>
-      <w:proofErr w:type="spellStart"/>
-      <w:r>
-        <w:t>enum</w:t>
-      </w:r>
-      <w:proofErr w:type="spellEnd"/>
-      <w:r>
-        <w:t>.</w:t>
+        <w:t xml:space="preserve"> string, number, boolean, array, tuple, enum.</w:t>
       </w:r>
     </w:p>
     <w:p>
@@ -2403,7 +1991,6 @@
           <w:b/>
           <w:bCs/>
         </w:rPr>
-        <w:lastRenderedPageBreak/>
         <w:t>Module T2 — Intermediate Patterns</w:t>
       </w:r>
     </w:p>
@@ -2440,25 +2027,7 @@
         <w:t>T2.2. Type Guards &amp; Narrowing:</w:t>
       </w:r>
       <w:r>
-        <w:t xml:space="preserve"> Using </w:t>
-      </w:r>
-      <w:proofErr w:type="spellStart"/>
-      <w:r>
-        <w:t>typeof</w:t>
-      </w:r>
-      <w:proofErr w:type="spellEnd"/>
-      <w:r>
-        <w:t xml:space="preserve">, </w:t>
-      </w:r>
-      <w:proofErr w:type="spellStart"/>
-      <w:proofErr w:type="gramStart"/>
-      <w:r>
-        <w:t>instanceof</w:t>
-      </w:r>
-      <w:proofErr w:type="spellEnd"/>
-      <w:proofErr w:type="gramEnd"/>
-      <w:r>
-        <w:t>, and custom predicates to help TS understand your logic.</w:t>
+        <w:t xml:space="preserve"> Using typeof, instanceof, and custom predicates to help TS understand your logic.</w:t>
       </w:r>
     </w:p>
     <w:p>
@@ -2476,15 +2045,7 @@
         <w:t>T2.3. Utility Types:</w:t>
       </w:r>
       <w:r>
-        <w:t xml:space="preserve"> Partial, Pick, Omit, </w:t>
-      </w:r>
-      <w:proofErr w:type="spellStart"/>
-      <w:r>
-        <w:t>Readonly</w:t>
-      </w:r>
-      <w:proofErr w:type="spellEnd"/>
-      <w:r>
-        <w:t xml:space="preserve"> (essential for keeping code DRY).</w:t>
+        <w:t xml:space="preserve"> Partial, Pick, Omit, Readonly (essential for keeping code DRY).</w:t>
       </w:r>
     </w:p>
     <w:p>
@@ -2517,15 +2078,7 @@
         <w:t>T3.1. Typing Props:</w:t>
       </w:r>
       <w:r>
-        <w:t xml:space="preserve"> Handling children, optional props, and event handlers (</w:t>
-      </w:r>
-      <w:proofErr w:type="spellStart"/>
-      <w:r>
-        <w:t>React.ChangeEvent</w:t>
-      </w:r>
-      <w:proofErr w:type="spellEnd"/>
-      <w:r>
-        <w:t>).</w:t>
+        <w:t xml:space="preserve"> Handling children, optional props, and event handlers (React.ChangeEvent).</w:t>
       </w:r>
     </w:p>
     <w:p>
@@ -2543,23 +2096,7 @@
         <w:t>T3.2. Hooks with TS:</w:t>
       </w:r>
       <w:r>
-        <w:t xml:space="preserve"> Typing </w:t>
-      </w:r>
-      <w:proofErr w:type="spellStart"/>
-      <w:r>
-        <w:t>useState</w:t>
-      </w:r>
-      <w:proofErr w:type="spellEnd"/>
-      <w:r>
-        <w:t xml:space="preserve">, </w:t>
-      </w:r>
-      <w:proofErr w:type="spellStart"/>
-      <w:r>
-        <w:t>useRef</w:t>
-      </w:r>
-      <w:proofErr w:type="spellEnd"/>
-      <w:r>
-        <w:t>, and custom hooks.</w:t>
+        <w:t xml:space="preserve"> Typing useState, useRef, and custom hooks.</w:t>
       </w:r>
     </w:p>
     <w:p>
@@ -2577,23 +2114,7 @@
         <w:t>T3.3. Redux Toolkit + TS:</w:t>
       </w:r>
       <w:r>
-        <w:t xml:space="preserve"> Typing the </w:t>
-      </w:r>
-      <w:proofErr w:type="spellStart"/>
-      <w:r>
-        <w:t>RootState</w:t>
-      </w:r>
-      <w:proofErr w:type="spellEnd"/>
-      <w:r>
-        <w:t xml:space="preserve">, </w:t>
-      </w:r>
-      <w:proofErr w:type="spellStart"/>
-      <w:r>
-        <w:t>AppDispatch</w:t>
-      </w:r>
-      <w:proofErr w:type="spellEnd"/>
-      <w:r>
-        <w:t>, and the payload of your Actions.</w:t>
+        <w:t xml:space="preserve"> Typing the RootState, AppDispatch, and the payload of your Actions.</w:t>
       </w:r>
     </w:p>
     <w:p/>
@@ -3653,6 +3174,119 @@
     </w:lvl>
   </w:abstractNum>
   <w:abstractNum w:abstractNumId="7" w15:restartNumberingAfterBreak="0">
+    <w:nsid w:val="456200C7"/>
+    <w:multiLevelType w:val="multilevel"/>
+    <w:tmpl w:val="F5AC4BEE"/>
+    <w:lvl w:ilvl="0">
+      <w:start w:val="1"/>
+      <w:numFmt w:val="decimal"/>
+      <w:lvlText w:val="%1."/>
+      <w:lvlJc w:val="left"/>
+      <w:pPr>
+        <w:ind w:left="444" w:hanging="444"/>
+      </w:pPr>
+      <w:rPr>
+        <w:rFonts w:hint="default"/>
+      </w:rPr>
+    </w:lvl>
+    <w:lvl w:ilvl="1">
+      <w:start w:val="1"/>
+      <w:numFmt w:val="decimal"/>
+      <w:lvlText w:val="%1.%2."/>
+      <w:lvlJc w:val="left"/>
+      <w:pPr>
+        <w:ind w:left="720" w:hanging="720"/>
+      </w:pPr>
+      <w:rPr>
+        <w:rFonts w:hint="default"/>
+      </w:rPr>
+    </w:lvl>
+    <w:lvl w:ilvl="2">
+      <w:start w:val="1"/>
+      <w:numFmt w:val="decimal"/>
+      <w:lvlText w:val="%1.%2.%3."/>
+      <w:lvlJc w:val="left"/>
+      <w:pPr>
+        <w:ind w:left="720" w:hanging="720"/>
+      </w:pPr>
+      <w:rPr>
+        <w:rFonts w:hint="default"/>
+      </w:rPr>
+    </w:lvl>
+    <w:lvl w:ilvl="3">
+      <w:start w:val="1"/>
+      <w:numFmt w:val="decimal"/>
+      <w:lvlText w:val="%1.%2.%3.%4."/>
+      <w:lvlJc w:val="left"/>
+      <w:pPr>
+        <w:ind w:left="1080" w:hanging="1080"/>
+      </w:pPr>
+      <w:rPr>
+        <w:rFonts w:hint="default"/>
+      </w:rPr>
+    </w:lvl>
+    <w:lvl w:ilvl="4">
+      <w:start w:val="1"/>
+      <w:numFmt w:val="decimal"/>
+      <w:lvlText w:val="%1.%2.%3.%4.%5."/>
+      <w:lvlJc w:val="left"/>
+      <w:pPr>
+        <w:ind w:left="1080" w:hanging="1080"/>
+      </w:pPr>
+      <w:rPr>
+        <w:rFonts w:hint="default"/>
+      </w:rPr>
+    </w:lvl>
+    <w:lvl w:ilvl="5">
+      <w:start w:val="1"/>
+      <w:numFmt w:val="decimal"/>
+      <w:lvlText w:val="%1.%2.%3.%4.%5.%6."/>
+      <w:lvlJc w:val="left"/>
+      <w:pPr>
+        <w:ind w:left="1440" w:hanging="1440"/>
+      </w:pPr>
+      <w:rPr>
+        <w:rFonts w:hint="default"/>
+      </w:rPr>
+    </w:lvl>
+    <w:lvl w:ilvl="6">
+      <w:start w:val="1"/>
+      <w:numFmt w:val="decimal"/>
+      <w:lvlText w:val="%1.%2.%3.%4.%5.%6.%7."/>
+      <w:lvlJc w:val="left"/>
+      <w:pPr>
+        <w:ind w:left="1440" w:hanging="1440"/>
+      </w:pPr>
+      <w:rPr>
+        <w:rFonts w:hint="default"/>
+      </w:rPr>
+    </w:lvl>
+    <w:lvl w:ilvl="7">
+      <w:start w:val="1"/>
+      <w:numFmt w:val="decimal"/>
+      <w:lvlText w:val="%1.%2.%3.%4.%5.%6.%7.%8."/>
+      <w:lvlJc w:val="left"/>
+      <w:pPr>
+        <w:ind w:left="1800" w:hanging="1800"/>
+      </w:pPr>
+      <w:rPr>
+        <w:rFonts w:hint="default"/>
+      </w:rPr>
+    </w:lvl>
+    <w:lvl w:ilvl="8">
+      <w:start w:val="1"/>
+      <w:numFmt w:val="decimal"/>
+      <w:lvlText w:val="%1.%2.%3.%4.%5.%6.%7.%8.%9."/>
+      <w:lvlJc w:val="left"/>
+      <w:pPr>
+        <w:ind w:left="1800" w:hanging="1800"/>
+      </w:pPr>
+      <w:rPr>
+        <w:rFonts w:hint="default"/>
+      </w:rPr>
+    </w:lvl>
+  </w:abstractNum>
+  <w:abstractNum w:abstractNumId="8" w15:restartNumberingAfterBreak="0">
     <w:nsid w:val="5DA42EAC"/>
     <w:multiLevelType w:val="multilevel"/>
     <w:tmpl w:val="786EBA42"/>
@@ -3765,7 +3399,7 @@
       </w:pPr>
     </w:lvl>
   </w:abstractNum>
-  <w:abstractNum w:abstractNumId="8" w15:restartNumberingAfterBreak="0">
+  <w:abstractNum w:abstractNumId="9" w15:restartNumberingAfterBreak="0">
     <w:nsid w:val="5EC566EE"/>
     <w:multiLevelType w:val="multilevel"/>
     <w:tmpl w:val="FA902686"/>
@@ -3914,7 +3548,7 @@
       </w:rPr>
     </w:lvl>
   </w:abstractNum>
-  <w:abstractNum w:abstractNumId="9" w15:restartNumberingAfterBreak="0">
+  <w:abstractNum w:abstractNumId="10" w15:restartNumberingAfterBreak="0">
     <w:nsid w:val="72FF7998"/>
     <w:multiLevelType w:val="multilevel"/>
     <w:tmpl w:val="1DD243C4"/>
@@ -4063,7 +3697,7 @@
       </w:rPr>
     </w:lvl>
   </w:abstractNum>
-  <w:abstractNum w:abstractNumId="10" w15:restartNumberingAfterBreak="0">
+  <w:abstractNum w:abstractNumId="11" w15:restartNumberingAfterBreak="0">
     <w:nsid w:val="7D562CDA"/>
     <w:multiLevelType w:val="multilevel"/>
     <w:tmpl w:val="BE22D280"/>
@@ -4216,10 +3850,10 @@
     <w:abstractNumId w:val="2"/>
   </w:num>
   <w:num w:numId="2" w16cid:durableId="570236565">
-    <w:abstractNumId w:val="8"/>
+    <w:abstractNumId w:val="9"/>
   </w:num>
   <w:num w:numId="3" w16cid:durableId="207765311">
-    <w:abstractNumId w:val="10"/>
+    <w:abstractNumId w:val="11"/>
   </w:num>
   <w:num w:numId="4" w16cid:durableId="1477916960">
     <w:abstractNumId w:val="1"/>
@@ -4231,10 +3865,10 @@
     <w:abstractNumId w:val="6"/>
   </w:num>
   <w:num w:numId="7" w16cid:durableId="322273260">
-    <w:abstractNumId w:val="9"/>
+    <w:abstractNumId w:val="10"/>
   </w:num>
   <w:num w:numId="8" w16cid:durableId="15431043">
-    <w:abstractNumId w:val="7"/>
+    <w:abstractNumId w:val="8"/>
   </w:num>
   <w:num w:numId="9" w16cid:durableId="1633628910">
     <w:abstractNumId w:val="0"/>
@@ -4244,6 +3878,9 @@
   </w:num>
   <w:num w:numId="11" w16cid:durableId="410663137">
     <w:abstractNumId w:val="4"/>
+  </w:num>
+  <w:num w:numId="12" w16cid:durableId="1077285436">
+    <w:abstractNumId w:val="7"/>
   </w:num>
 </w:numbering>
 </file>
@@ -4851,6 +4488,7 @@
   <w:style w:type="character" w:default="1" w:styleId="DefaultParagraphFont">
     <w:name w:val="Default Paragraph Font"/>
     <w:uiPriority w:val="1"/>
+    <w:semiHidden/>
     <w:unhideWhenUsed/>
   </w:style>
   <w:style w:type="table" w:default="1" w:styleId="TableNormal">

--- a/REACT_INDEX.docx
+++ b/REACT_INDEX.docx
@@ -19,7 +19,15 @@
     </w:p>
     <w:p>
       <w:r>
-        <w:t>Below is a complete, indexed syllabus (big-picture → granular) that I’ll follow. When you’re ready, tell me which topic number to start and I’ll teach it topic-wise with step-by-step practical lessons, code, architecture decisions, tests (theory + practical), and references.</w:t>
+        <w:t>Below is a complete, indexed syllabus (</w:t>
+      </w:r>
+      <w:proofErr w:type="gramStart"/>
+      <w:r>
+        <w:t>big-picture</w:t>
+      </w:r>
+      <w:proofErr w:type="gramEnd"/>
+      <w:r>
+        <w:t xml:space="preserve"> → granular) that I’ll follow. When you’re ready, tell me which topic number to start and I’ll teach it topic-wise with step-by-step practical lessons, code, architecture decisions, tests (theory + practical), and references.</w:t>
       </w:r>
     </w:p>
     <w:p>
@@ -65,7 +73,23 @@
       </w:r>
       <w:r>
         <w:br/>
-        <w:t>0.2. Recommended environment &amp; tooling setup (Windows/Linux/Mac): Node, npm/yarn/pnpm, VS Code + extensions, terminals, Git, Docker basics</w:t>
+        <w:t xml:space="preserve">0.2. Recommended environment &amp; tooling setup (Windows/Linux/Mac): Node, </w:t>
+      </w:r>
+      <w:proofErr w:type="spellStart"/>
+      <w:r>
+        <w:t>npm</w:t>
+      </w:r>
+      <w:proofErr w:type="spellEnd"/>
+      <w:r>
+        <w:t>/yarn/</w:t>
+      </w:r>
+      <w:proofErr w:type="spellStart"/>
+      <w:r>
+        <w:t>pnpm</w:t>
+      </w:r>
+      <w:proofErr w:type="spellEnd"/>
+      <w:r>
+        <w:t>, VS Code + extensions, terminals, Git, Docker basics</w:t>
       </w:r>
       <w:r>
         <w:br/>
@@ -116,7 +140,23 @@
       </w:pPr>
       <w:bookmarkStart w:id="0" w:name="_Hlk212732780"/>
       <w:r>
-        <w:t>JS runtime vs language: engine, event loop, call stack, microtask vs macrotask (promises vs setTimeout)</w:t>
+        <w:t xml:space="preserve">JS runtime vs language: engine, event loop, call stack, microtask vs </w:t>
+      </w:r>
+      <w:proofErr w:type="spellStart"/>
+      <w:r>
+        <w:t>macrotask</w:t>
+      </w:r>
+      <w:proofErr w:type="spellEnd"/>
+      <w:r>
+        <w:t xml:space="preserve"> (promises vs </w:t>
+      </w:r>
+      <w:proofErr w:type="spellStart"/>
+      <w:r>
+        <w:t>setTimeout</w:t>
+      </w:r>
+      <w:proofErr w:type="spellEnd"/>
+      <w:r>
+        <w:t>)</w:t>
       </w:r>
       <w:r>
         <w:br/>
@@ -135,7 +175,15 @@
       </w:r>
       <w:r>
         <w:br/>
-        <w:t>1.5. ES6+ syntax: let/const, arrow functions, template literals, destructuring, rest/spread</w:t>
+        <w:t xml:space="preserve">1.5. ES6+ syntax: let/const, arrow functions, template literals, </w:t>
+      </w:r>
+      <w:proofErr w:type="spellStart"/>
+      <w:r>
+        <w:t>destructuring</w:t>
+      </w:r>
+      <w:proofErr w:type="spellEnd"/>
+      <w:r>
+        <w:t>, rest/spread</w:t>
       </w:r>
       <w:r>
         <w:br/>
@@ -163,7 +211,23 @@
         <w:ind w:left="720"/>
       </w:pPr>
       <w:r>
-        <w:t>1.11 primtives and non-primtives memory allocation</w:t>
+        <w:t xml:space="preserve">1.11 </w:t>
+      </w:r>
+      <w:proofErr w:type="spellStart"/>
+      <w:r>
+        <w:t>primtives</w:t>
+      </w:r>
+      <w:proofErr w:type="spellEnd"/>
+      <w:r>
+        <w:t xml:space="preserve"> and non-</w:t>
+      </w:r>
+      <w:proofErr w:type="spellStart"/>
+      <w:r>
+        <w:t>primtives</w:t>
+      </w:r>
+      <w:proofErr w:type="spellEnd"/>
+      <w:r>
+        <w:t xml:space="preserve"> memory allocation</w:t>
       </w:r>
     </w:p>
     <w:p>
@@ -207,7 +271,15 @@
       </w:r>
       <w:r>
         <w:br/>
-        <w:t>2.2. Concurrency, cancellation, AbortController, timeouts, debouncing/throttling</w:t>
+        <w:t xml:space="preserve">2.2. Concurrency, cancellation, </w:t>
+      </w:r>
+      <w:proofErr w:type="spellStart"/>
+      <w:r>
+        <w:t>AbortController</w:t>
+      </w:r>
+      <w:proofErr w:type="spellEnd"/>
+      <w:r>
+        <w:t>, timeouts, debouncing/throttling</w:t>
       </w:r>
       <w:r>
         <w:br/>
@@ -227,7 +299,15 @@
       </w:r>
       <w:r>
         <w:br/>
-        <w:t>2.7. Type systems intro: JSDoc vs TypeScript (why and when to adopt TS)</w:t>
+        <w:t xml:space="preserve">2.7. Type systems intro: </w:t>
+      </w:r>
+      <w:proofErr w:type="spellStart"/>
+      <w:r>
+        <w:t>JSDoc</w:t>
+      </w:r>
+      <w:proofErr w:type="spellEnd"/>
+      <w:r>
+        <w:t xml:space="preserve"> vs TypeScript (why and when to adopt TS)</w:t>
       </w:r>
       <w:r>
         <w:br/>
@@ -278,19 +358,51 @@
       </w:r>
       <w:r>
         <w:br/>
-        <w:t>3.3. JSX, rendering, props, children patterns</w:t>
-      </w:r>
-      <w:r>
-        <w:br/>
-        <w:t>3.4. State: useState, state immutability rules, batching updates</w:t>
-      </w:r>
-      <w:r>
-        <w:br/>
-        <w:t>3.5. Effects: useEffect patterns, cleanup, dependency arrays (common bugs + why they occur)</w:t>
-      </w:r>
-      <w:r>
-        <w:br/>
-        <w:t>3.6. Refs: useRef, forwarding refs, avoiding ref misuse</w:t>
+        <w:t xml:space="preserve">3.3. JSX, rendering, props, </w:t>
+      </w:r>
+      <w:proofErr w:type="gramStart"/>
+      <w:r>
+        <w:t>children</w:t>
+      </w:r>
+      <w:proofErr w:type="gramEnd"/>
+      <w:r>
+        <w:t xml:space="preserve"> patterns</w:t>
+      </w:r>
+      <w:r>
+        <w:br/>
+        <w:t xml:space="preserve">3.4. State: </w:t>
+      </w:r>
+      <w:proofErr w:type="spellStart"/>
+      <w:r>
+        <w:t>useState</w:t>
+      </w:r>
+      <w:proofErr w:type="spellEnd"/>
+      <w:r>
+        <w:t>, state immutability rules, batching updates</w:t>
+      </w:r>
+      <w:r>
+        <w:br/>
+        <w:t xml:space="preserve">3.5. Effects: </w:t>
+      </w:r>
+      <w:proofErr w:type="spellStart"/>
+      <w:r>
+        <w:t>useEffect</w:t>
+      </w:r>
+      <w:proofErr w:type="spellEnd"/>
+      <w:r>
+        <w:t xml:space="preserve"> patterns, cleanup, dependency arrays (common bugs + why they occur)</w:t>
+      </w:r>
+      <w:r>
+        <w:br/>
+        <w:t xml:space="preserve">3.6. Refs: </w:t>
+      </w:r>
+      <w:proofErr w:type="spellStart"/>
+      <w:r>
+        <w:t>useRef</w:t>
+      </w:r>
+      <w:proofErr w:type="spellEnd"/>
+      <w:r>
+        <w:t>, forwarding refs, avoiding ref misuse</w:t>
       </w:r>
       <w:r>
         <w:br/>
@@ -342,7 +454,47 @@
     <w:p>
       <w:r>
         <w:lastRenderedPageBreak/>
-        <w:t>4.1. Built-in hooks: useMemo, useCallback, useReducer, useLayoutEffect, useId — when &amp; why</w:t>
+        <w:t xml:space="preserve">4.1. Built-in hooks: </w:t>
+      </w:r>
+      <w:proofErr w:type="spellStart"/>
+      <w:r>
+        <w:t>useMemo</w:t>
+      </w:r>
+      <w:proofErr w:type="spellEnd"/>
+      <w:r>
+        <w:t xml:space="preserve">, </w:t>
+      </w:r>
+      <w:proofErr w:type="spellStart"/>
+      <w:r>
+        <w:t>useCallback</w:t>
+      </w:r>
+      <w:proofErr w:type="spellEnd"/>
+      <w:r>
+        <w:t xml:space="preserve">, </w:t>
+      </w:r>
+      <w:proofErr w:type="spellStart"/>
+      <w:r>
+        <w:t>useReducer</w:t>
+      </w:r>
+      <w:proofErr w:type="spellEnd"/>
+      <w:r>
+        <w:t xml:space="preserve">, </w:t>
+      </w:r>
+      <w:proofErr w:type="spellStart"/>
+      <w:r>
+        <w:t>useLayoutEffect</w:t>
+      </w:r>
+      <w:proofErr w:type="spellEnd"/>
+      <w:r>
+        <w:t xml:space="preserve">, </w:t>
+      </w:r>
+      <w:proofErr w:type="spellStart"/>
+      <w:r>
+        <w:t>useId</w:t>
+      </w:r>
+      <w:proofErr w:type="spellEnd"/>
+      <w:r>
+        <w:t xml:space="preserve"> — when &amp; why</w:t>
       </w:r>
       <w:r>
         <w:br/>
@@ -350,15 +502,65 @@
       </w:r>
       <w:r>
         <w:br/>
-        <w:t>4.3. Performance anti-patterns: overusing useMemo, stale closures, excessive rerenders</w:t>
-      </w:r>
-      <w:r>
-        <w:br/>
-        <w:t>4.4. Concurrent features: Suspense basics, rendering priorities, startTransition</w:t>
-      </w:r>
-      <w:r>
-        <w:br/>
-        <w:t>4.5. Practical: design &amp; test a set of custom hooks (useAsync, useDebouncedValue, usePrevious, useLocalStorage)</w:t>
+        <w:t xml:space="preserve">4.3. Performance anti-patterns: overusing </w:t>
+      </w:r>
+      <w:proofErr w:type="spellStart"/>
+      <w:r>
+        <w:t>useMemo</w:t>
+      </w:r>
+      <w:proofErr w:type="spellEnd"/>
+      <w:r>
+        <w:t xml:space="preserve">, stale closures, excessive </w:t>
+      </w:r>
+      <w:proofErr w:type="spellStart"/>
+      <w:r>
+        <w:t>rerenders</w:t>
+      </w:r>
+      <w:proofErr w:type="spellEnd"/>
+      <w:r>
+        <w:br/>
+        <w:t xml:space="preserve">4.4. Concurrent features: Suspense basics, rendering priorities, </w:t>
+      </w:r>
+      <w:proofErr w:type="spellStart"/>
+      <w:r>
+        <w:t>startTransition</w:t>
+      </w:r>
+      <w:proofErr w:type="spellEnd"/>
+      <w:r>
+        <w:br/>
+        <w:t>4.5. Practical: design &amp; test a set of custom hooks (</w:t>
+      </w:r>
+      <w:proofErr w:type="spellStart"/>
+      <w:r>
+        <w:t>useAsync</w:t>
+      </w:r>
+      <w:proofErr w:type="spellEnd"/>
+      <w:r>
+        <w:t xml:space="preserve">, </w:t>
+      </w:r>
+      <w:proofErr w:type="spellStart"/>
+      <w:r>
+        <w:t>useDebouncedValue</w:t>
+      </w:r>
+      <w:proofErr w:type="spellEnd"/>
+      <w:r>
+        <w:t xml:space="preserve">, </w:t>
+      </w:r>
+      <w:proofErr w:type="spellStart"/>
+      <w:r>
+        <w:t>usePrevious</w:t>
+      </w:r>
+      <w:proofErr w:type="spellEnd"/>
+      <w:r>
+        <w:t xml:space="preserve">, </w:t>
+      </w:r>
+      <w:proofErr w:type="spellStart"/>
+      <w:r>
+        <w:t>useLocalStorage</w:t>
+      </w:r>
+      <w:proofErr w:type="spellEnd"/>
+      <w:r>
+        <w:t>)</w:t>
       </w:r>
     </w:p>
     <w:p>
@@ -405,11 +607,35 @@
       </w:r>
       <w:r>
         <w:br/>
-        <w:t>5.3. Redux Toolkit: slices, thunks, RTK Query — idiomatic patterns and testing</w:t>
-      </w:r>
-      <w:r>
-        <w:br/>
-        <w:t>5.4. Alternatives: Zustand, Jotai, Recoil — trade-offs and when they shine</w:t>
+        <w:t xml:space="preserve">5.3. Redux Toolkit: slices, </w:t>
+      </w:r>
+      <w:proofErr w:type="spellStart"/>
+      <w:r>
+        <w:t>thunks</w:t>
+      </w:r>
+      <w:proofErr w:type="spellEnd"/>
+      <w:r>
+        <w:t>, RTK Query — idiomatic patterns and testing</w:t>
+      </w:r>
+      <w:r>
+        <w:br/>
+        <w:t xml:space="preserve">5.4. Alternatives: </w:t>
+      </w:r>
+      <w:proofErr w:type="spellStart"/>
+      <w:r>
+        <w:t>Zustand</w:t>
+      </w:r>
+      <w:proofErr w:type="spellEnd"/>
+      <w:r>
+        <w:t xml:space="preserve">, </w:t>
+      </w:r>
+      <w:proofErr w:type="spellStart"/>
+      <w:r>
+        <w:t>Jotai</w:t>
+      </w:r>
+      <w:proofErr w:type="spellEnd"/>
+      <w:r>
+        <w:t>, Recoil — trade-offs and when they shine</w:t>
       </w:r>
       <w:r>
         <w:br/>
@@ -511,7 +737,15 @@
       </w:r>
       <w:r>
         <w:br/>
-        <w:t>7.2. Validation strategies: inline, schema-based (Yup/Zod), async validation</w:t>
+        <w:t xml:space="preserve">7.2. Validation strategies: inline, </w:t>
+      </w:r>
+      <w:proofErr w:type="gramStart"/>
+      <w:r>
+        <w:t>schema-based</w:t>
+      </w:r>
+      <w:proofErr w:type="gramEnd"/>
+      <w:r>
+        <w:t xml:space="preserve"> (Yup/Zod), async validation</w:t>
       </w:r>
       <w:r>
         <w:br/>
@@ -581,7 +815,15 @@
       </w:r>
       <w:r>
         <w:br/>
-        <w:t>8.5. Practical: create a small design system with tokenized theme, accessible components, and Storybook stories</w:t>
+        <w:t xml:space="preserve">8.5. Practical: create a small design system with tokenized </w:t>
+      </w:r>
+      <w:proofErr w:type="gramStart"/>
+      <w:r>
+        <w:t>theme</w:t>
+      </w:r>
+      <w:proofErr w:type="gramEnd"/>
+      <w:r>
+        <w:t>, accessible components, and Storybook stories</w:t>
       </w:r>
     </w:p>
     <w:p>
@@ -687,7 +929,15 @@
       </w:r>
       <w:r>
         <w:br/>
-        <w:t>10.3. Rendering perf: virtualization, windowing, memoization strategies, avoiding layout trashing</w:t>
+        <w:t xml:space="preserve">10.3. Rendering perf: virtualization, windowing, </w:t>
+      </w:r>
+      <w:proofErr w:type="spellStart"/>
+      <w:r>
+        <w:t>memoization</w:t>
+      </w:r>
+      <w:proofErr w:type="spellEnd"/>
+      <w:r>
+        <w:t xml:space="preserve"> strategies, avoiding layout trashing</w:t>
       </w:r>
       <w:r>
         <w:br/>
@@ -745,8 +995,13 @@
       </w:r>
       <w:r>
         <w:br/>
-        <w:t>11.2. Authentication strategies: cookies vs tokens, secure storage, refresh tokens, silent reauth</w:t>
-      </w:r>
+        <w:t xml:space="preserve">11.2. Authentication strategies: cookies vs tokens, secure storage, refresh tokens, silent </w:t>
+      </w:r>
+      <w:proofErr w:type="spellStart"/>
+      <w:r>
+        <w:t>reauth</w:t>
+      </w:r>
+      <w:proofErr w:type="spellEnd"/>
       <w:r>
         <w:br/>
         <w:t>11.3. Authorization patterns: roles, ABAC, front-end enforcement vs server enforcement</w:t>
@@ -796,11 +1051,35 @@
     </w:p>
     <w:p>
       <w:r>
-        <w:t>12.1. REST vs GraphQL tradeoffs (pagination, caching, batching)</w:t>
-      </w:r>
-      <w:r>
-        <w:br/>
-        <w:t>12.2. API versioning &amp; contract management (OpenAPI)</w:t>
+        <w:t xml:space="preserve">12.1. REST vs </w:t>
+      </w:r>
+      <w:proofErr w:type="spellStart"/>
+      <w:r>
+        <w:t>GraphQL</w:t>
+      </w:r>
+      <w:proofErr w:type="spellEnd"/>
+      <w:r>
+        <w:t xml:space="preserve"> tradeoffs (pagination, </w:t>
+      </w:r>
+      <w:proofErr w:type="gramStart"/>
+      <w:r>
+        <w:t>caching</w:t>
+      </w:r>
+      <w:proofErr w:type="gramEnd"/>
+      <w:r>
+        <w:t>, batching)</w:t>
+      </w:r>
+      <w:r>
+        <w:br/>
+        <w:t>12.2. API versioning &amp; contract management (</w:t>
+      </w:r>
+      <w:proofErr w:type="spellStart"/>
+      <w:r>
+        <w:t>OpenAPI</w:t>
+      </w:r>
+      <w:proofErr w:type="spellEnd"/>
+      <w:r>
+        <w:t>)</w:t>
       </w:r>
       <w:r>
         <w:br/>
@@ -808,11 +1087,35 @@
       </w:r>
       <w:r>
         <w:br/>
-        <w:t>12.4. WebSockets &amp; real-time patterns (socket.io, SSE) — when to use</w:t>
-      </w:r>
-      <w:r>
-        <w:br/>
-        <w:t>12.5. Practical: integrate GraphQL (or REST) with client-side caching and offline handling</w:t>
+        <w:t xml:space="preserve">12.4. </w:t>
+      </w:r>
+      <w:proofErr w:type="spellStart"/>
+      <w:r>
+        <w:t>WebSockets</w:t>
+      </w:r>
+      <w:proofErr w:type="spellEnd"/>
+      <w:r>
+        <w:t xml:space="preserve"> &amp; real-time patterns (socket.io, </w:t>
+      </w:r>
+      <w:proofErr w:type="gramStart"/>
+      <w:r>
+        <w:t>SSE) —</w:t>
+      </w:r>
+      <w:proofErr w:type="gramEnd"/>
+      <w:r>
+        <w:t xml:space="preserve"> when to use</w:t>
+      </w:r>
+      <w:r>
+        <w:br/>
+        <w:t xml:space="preserve">12.5. Practical: integrate </w:t>
+      </w:r>
+      <w:proofErr w:type="spellStart"/>
+      <w:r>
+        <w:t>GraphQL</w:t>
+      </w:r>
+      <w:proofErr w:type="spellEnd"/>
+      <w:r>
+        <w:t xml:space="preserve"> (or REST) with client-side caching and offline handling</w:t>
       </w:r>
     </w:p>
     <w:p>
@@ -855,7 +1158,15 @@
       </w:r>
       <w:r>
         <w:br/>
-        <w:t>13.2. Deployment targets: static hosts (Netlify, Vercel), containers, CDNs, edge functions</w:t>
+        <w:t xml:space="preserve">13.2. Deployment targets: static hosts (Netlify, </w:t>
+      </w:r>
+      <w:proofErr w:type="spellStart"/>
+      <w:r>
+        <w:t>Vercel</w:t>
+      </w:r>
+      <w:proofErr w:type="spellEnd"/>
+      <w:r>
+        <w:t>), containers, CDNs, edge functions</w:t>
       </w:r>
       <w:r>
         <w:br/>
@@ -907,7 +1218,31 @@
     </w:p>
     <w:p>
       <w:r>
-        <w:t>14.1. Monorepos vs multi-repos: tools (pnpm/workspaces, Turborepo) and trade-offs</w:t>
+        <w:t xml:space="preserve">14.1. </w:t>
+      </w:r>
+      <w:proofErr w:type="spellStart"/>
+      <w:r>
+        <w:t>Monorepos</w:t>
+      </w:r>
+      <w:proofErr w:type="spellEnd"/>
+      <w:r>
+        <w:t xml:space="preserve"> vs multi-repos: tools (</w:t>
+      </w:r>
+      <w:proofErr w:type="spellStart"/>
+      <w:r>
+        <w:t>pnpm</w:t>
+      </w:r>
+      <w:proofErr w:type="spellEnd"/>
+      <w:r>
+        <w:t xml:space="preserve">/workspaces, </w:t>
+      </w:r>
+      <w:proofErr w:type="spellStart"/>
+      <w:r>
+        <w:t>Turborepo</w:t>
+      </w:r>
+      <w:proofErr w:type="spellEnd"/>
+      <w:r>
+        <w:t>) and trade-offs</w:t>
       </w:r>
       <w:r>
         <w:br/>
@@ -923,7 +1258,15 @@
       </w:r>
       <w:r>
         <w:br/>
-        <w:t>14.5. Practical: migrate a component library into a monorepo and publish a versioned package</w:t>
+        <w:t xml:space="preserve">14.5. Practical: migrate a component library into a </w:t>
+      </w:r>
+      <w:proofErr w:type="spellStart"/>
+      <w:r>
+        <w:t>monorepo</w:t>
+      </w:r>
+      <w:proofErr w:type="spellEnd"/>
+      <w:r>
+        <w:t xml:space="preserve"> and publish a versioned package</w:t>
       </w:r>
     </w:p>
     <w:p>
@@ -935,7 +1278,15 @@
         <w:t>Why:</w:t>
       </w:r>
       <w:r>
-        <w:t xml:space="preserve"> Large orgs need scalable ways to maintain many teams and shared code.</w:t>
+        <w:t xml:space="preserve"> Large </w:t>
+      </w:r>
+      <w:proofErr w:type="gramStart"/>
+      <w:r>
+        <w:t>orgs</w:t>
+      </w:r>
+      <w:proofErr w:type="gramEnd"/>
+      <w:r>
+        <w:t xml:space="preserve"> need scalable ways to maintain many teams and shared code.</w:t>
       </w:r>
     </w:p>
     <w:p>
@@ -1056,7 +1407,15 @@
         </w:numPr>
       </w:pPr>
       <w:r>
-        <w:t>State management (RTK Query or React Query + Redux/Zustand where needed)</w:t>
+        <w:t>State management (RTK Query or React Query + Redux/</w:t>
+      </w:r>
+      <w:proofErr w:type="spellStart"/>
+      <w:r>
+        <w:t>Zustand</w:t>
+      </w:r>
+      <w:proofErr w:type="spellEnd"/>
+      <w:r>
+        <w:t xml:space="preserve"> where needed)</w:t>
       </w:r>
     </w:p>
     <w:p>
@@ -1101,7 +1460,15 @@
       </w:pPr>
       <w:r>
         <w:lastRenderedPageBreak/>
-        <w:t>Deliverables: code repo with README, architecture docs, deployment, feature flags, and a demo video.</w:t>
+        <w:t xml:space="preserve">Deliverables: code repo with README, architecture </w:t>
+      </w:r>
+      <w:proofErr w:type="gramStart"/>
+      <w:r>
+        <w:t>docs</w:t>
+      </w:r>
+      <w:proofErr w:type="gramEnd"/>
+      <w:r>
+        <w:t>, deployment, feature flags, and a demo video.</w:t>
       </w:r>
     </w:p>
     <w:p>
@@ -1244,7 +1611,15 @@
         </w:numPr>
       </w:pPr>
       <w:r>
-        <w:t>React Official Docs (reactjs.org) — hooks, concurrent features, best practices</w:t>
+        <w:t>React Official Docs (</w:t>
+      </w:r>
+      <w:proofErr w:type="gramStart"/>
+      <w:r>
+        <w:t>reactjs.org) —</w:t>
+      </w:r>
+      <w:proofErr w:type="gramEnd"/>
+      <w:r>
+        <w:t xml:space="preserve"> hooks, concurrent features, best practices</w:t>
       </w:r>
     </w:p>
     <w:p>
@@ -1303,7 +1678,15 @@
       </w:r>
       <w:r>
         <w:br/>
-        <w:t>(When we teach a topic I’ll include direct links and excerpts as needed.)</w:t>
+        <w:t xml:space="preserve">(When we teach a </w:t>
+      </w:r>
+      <w:proofErr w:type="gramStart"/>
+      <w:r>
+        <w:t>topic</w:t>
+      </w:r>
+      <w:proofErr w:type="gramEnd"/>
+      <w:r>
+        <w:t xml:space="preserve"> I’ll include direct links and excerpts as needed.)</w:t>
       </w:r>
     </w:p>
     <w:p>
@@ -1458,7 +1841,15 @@
         <w:t>Next.js</w:t>
       </w:r>
       <w:r>
-        <w:t>. You need to understand SSR (Server Side Rendering), SSG (Static Site Generation), and ISR (Incremental Static Regeneration).</w:t>
+        <w:t>. You need to understand SSR (</w:t>
+      </w:r>
+      <w:proofErr w:type="gramStart"/>
+      <w:r>
+        <w:t>Server Side</w:t>
+      </w:r>
+      <w:proofErr w:type="gramEnd"/>
+      <w:r>
+        <w:t xml:space="preserve"> Rendering), SSG (Static Site Generation), and ISR (Incremental Static Regeneration).</w:t>
       </w:r>
     </w:p>
     <w:p>
@@ -1584,7 +1975,31 @@
         <w:t>Storage:</w:t>
       </w:r>
       <w:r>
-        <w:t xml:space="preserve"> Nuances between LocalStorage, SessionStorage, and IndexedDB.</w:t>
+        <w:t xml:space="preserve"> Nuances between </w:t>
+      </w:r>
+      <w:proofErr w:type="spellStart"/>
+      <w:r>
+        <w:t>LocalStorage</w:t>
+      </w:r>
+      <w:proofErr w:type="spellEnd"/>
+      <w:r>
+        <w:t xml:space="preserve">, </w:t>
+      </w:r>
+      <w:proofErr w:type="spellStart"/>
+      <w:r>
+        <w:t>SessionStorage</w:t>
+      </w:r>
+      <w:proofErr w:type="spellEnd"/>
+      <w:r>
+        <w:t xml:space="preserve">, and </w:t>
+      </w:r>
+      <w:proofErr w:type="spellStart"/>
+      <w:r>
+        <w:t>IndexedDB</w:t>
+      </w:r>
+      <w:proofErr w:type="spellEnd"/>
+      <w:r>
+        <w:t>.</w:t>
       </w:r>
     </w:p>
     <w:p>
@@ -1821,7 +2236,15 @@
         <w:t>Better Learning:</w:t>
       </w:r>
       <w:r>
-        <w:t xml:space="preserve"> TS actually helps you understand React props and state better because it forces you to define the "shape" of your data.</w:t>
+        <w:t xml:space="preserve"> TS </w:t>
+      </w:r>
+      <w:proofErr w:type="gramStart"/>
+      <w:r>
+        <w:t>actually helps</w:t>
+      </w:r>
+      <w:proofErr w:type="gramEnd"/>
+      <w:r>
+        <w:t xml:space="preserve"> you understand React props and state better because it forces you to define the "shape" of your data.</w:t>
       </w:r>
     </w:p>
     <w:p>
@@ -1922,7 +2345,23 @@
         <w:t>T1.1. Basic Types:</w:t>
       </w:r>
       <w:r>
-        <w:t xml:space="preserve"> string, number, boolean, array, tuple, enum.</w:t>
+        <w:t xml:space="preserve"> string, number, </w:t>
+      </w:r>
+      <w:proofErr w:type="spellStart"/>
+      <w:r>
+        <w:t>boolean</w:t>
+      </w:r>
+      <w:proofErr w:type="spellEnd"/>
+      <w:r>
+        <w:t xml:space="preserve">, array, tuple, </w:t>
+      </w:r>
+      <w:proofErr w:type="spellStart"/>
+      <w:r>
+        <w:t>enum</w:t>
+      </w:r>
+      <w:proofErr w:type="spellEnd"/>
+      <w:r>
+        <w:t>.</w:t>
       </w:r>
     </w:p>
     <w:p>
@@ -2027,7 +2466,25 @@
         <w:t>T2.2. Type Guards &amp; Narrowing:</w:t>
       </w:r>
       <w:r>
-        <w:t xml:space="preserve"> Using typeof, instanceof, and custom predicates to help TS understand your logic.</w:t>
+        <w:t xml:space="preserve"> Using </w:t>
+      </w:r>
+      <w:proofErr w:type="spellStart"/>
+      <w:r>
+        <w:t>typeof</w:t>
+      </w:r>
+      <w:proofErr w:type="spellEnd"/>
+      <w:r>
+        <w:t xml:space="preserve">, </w:t>
+      </w:r>
+      <w:proofErr w:type="spellStart"/>
+      <w:proofErr w:type="gramStart"/>
+      <w:r>
+        <w:t>instanceof</w:t>
+      </w:r>
+      <w:proofErr w:type="spellEnd"/>
+      <w:proofErr w:type="gramEnd"/>
+      <w:r>
+        <w:t>, and custom predicates to help TS understand your logic.</w:t>
       </w:r>
     </w:p>
     <w:p>
@@ -2045,7 +2502,15 @@
         <w:t>T2.3. Utility Types:</w:t>
       </w:r>
       <w:r>
-        <w:t xml:space="preserve"> Partial, Pick, Omit, Readonly (essential for keeping code DRY).</w:t>
+        <w:t xml:space="preserve"> Partial, Pick, Omit, </w:t>
+      </w:r>
+      <w:proofErr w:type="spellStart"/>
+      <w:r>
+        <w:t>Readonly</w:t>
+      </w:r>
+      <w:proofErr w:type="spellEnd"/>
+      <w:r>
+        <w:t xml:space="preserve"> (essential for keeping code DRY).</w:t>
       </w:r>
     </w:p>
     <w:p>
@@ -2078,7 +2543,15 @@
         <w:t>T3.1. Typing Props:</w:t>
       </w:r>
       <w:r>
-        <w:t xml:space="preserve"> Handling children, optional props, and event handlers (React.ChangeEvent).</w:t>
+        <w:t xml:space="preserve"> Handling children, optional props, and event handlers (</w:t>
+      </w:r>
+      <w:proofErr w:type="spellStart"/>
+      <w:r>
+        <w:t>React.ChangeEvent</w:t>
+      </w:r>
+      <w:proofErr w:type="spellEnd"/>
+      <w:r>
+        <w:t>).</w:t>
       </w:r>
     </w:p>
     <w:p>
@@ -2096,7 +2569,23 @@
         <w:t>T3.2. Hooks with TS:</w:t>
       </w:r>
       <w:r>
-        <w:t xml:space="preserve"> Typing useState, useRef, and custom hooks.</w:t>
+        <w:t xml:space="preserve"> Typing </w:t>
+      </w:r>
+      <w:proofErr w:type="spellStart"/>
+      <w:r>
+        <w:t>useState</w:t>
+      </w:r>
+      <w:proofErr w:type="spellEnd"/>
+      <w:r>
+        <w:t xml:space="preserve">, </w:t>
+      </w:r>
+      <w:proofErr w:type="spellStart"/>
+      <w:r>
+        <w:t>useRef</w:t>
+      </w:r>
+      <w:proofErr w:type="spellEnd"/>
+      <w:r>
+        <w:t>, and custom hooks.</w:t>
       </w:r>
     </w:p>
     <w:p>
@@ -2114,7 +2603,23 @@
         <w:t>T3.3. Redux Toolkit + TS:</w:t>
       </w:r>
       <w:r>
-        <w:t xml:space="preserve"> Typing the RootState, AppDispatch, and the payload of your Actions.</w:t>
+        <w:t xml:space="preserve"> Typing the </w:t>
+      </w:r>
+      <w:proofErr w:type="spellStart"/>
+      <w:r>
+        <w:t>RootState</w:t>
+      </w:r>
+      <w:proofErr w:type="spellEnd"/>
+      <w:r>
+        <w:t xml:space="preserve">, </w:t>
+      </w:r>
+      <w:proofErr w:type="spellStart"/>
+      <w:r>
+        <w:t>AppDispatch</w:t>
+      </w:r>
+      <w:proofErr w:type="spellEnd"/>
+      <w:r>
+        <w:t>, and the payload of your Actions.</w:t>
       </w:r>
     </w:p>
     <w:p/>
